--- a/output/documents/section-1-email-security-report.docx
+++ b/output/documents/section-1-email-security-report.docx
@@ -228,7 +228,15 @@
         <w:t xml:space="preserve">Report scope. </w:t>
       </w:r>
       <w:r>
-        <w:t>This report evaluates a classical Logistic Regression pipeline and a neural LSTM pipeline for classifying the SpamAssassin corpus. It explains the dataset, preprocessing, models, performance, visual evidence, cybersecurity implications and future improvements.</w:t>
+        <w:t xml:space="preserve">This report evaluates a classical Logistic Regression pipeline and a neural LSTM pipeline for classifying the </w:t>
+      </w:r>
+      <w:proofErr w:type="spellStart"/>
+      <w:r>
+        <w:t>SpamAssassin</w:t>
+      </w:r>
+      <w:proofErr w:type="spellEnd"/>
+      <w:r>
+        <w:t xml:space="preserve"> corpus. It explains the dataset, preprocessing, models, performance, visual evidence, cybersecurity implications and future improvements.</w:t>
       </w:r>
     </w:p>
     <w:p>
@@ -548,7 +556,15 @@
         <w:t>In s</w:t>
       </w:r>
       <w:r>
-        <w:t>ection 1 two parts of the public Apache SpamAssassin dataset</w:t>
+        <w:t xml:space="preserve">ection 1 two parts of the public Apache </w:t>
+      </w:r>
+      <w:proofErr w:type="spellStart"/>
+      <w:r>
+        <w:t>SpamAssassin</w:t>
+      </w:r>
+      <w:proofErr w:type="spellEnd"/>
+      <w:r>
+        <w:t xml:space="preserve"> dataset</w:t>
       </w:r>
       <w:r>
         <w:t xml:space="preserve"> have been used. Those are</w:t>
@@ -651,7 +667,39 @@
         <w:keepLines/>
       </w:pPr>
       <w:r>
-        <w:t>Normalization converts text to lowercase, replaces URLs and email addresses with the stable markers urltoken and emailtoken, extracts Unicode word tokens and applies English Snowball stemming. For the TF-IDF branch, a stemmed list of 297 English stopwords is removed while no, nor and not are protected because negation can change meaning. The LSTM branch keeps stopwords so that word order and local context remain available.</w:t>
+        <w:t xml:space="preserve">Normalization converts text to lowercase, replaces URLs and email addresses with the stable markers </w:t>
+      </w:r>
+      <w:proofErr w:type="spellStart"/>
+      <w:r>
+        <w:t>urltoken</w:t>
+      </w:r>
+      <w:proofErr w:type="spellEnd"/>
+      <w:r>
+        <w:t xml:space="preserve"> and </w:t>
+      </w:r>
+      <w:proofErr w:type="spellStart"/>
+      <w:r>
+        <w:t>emailtoken</w:t>
+      </w:r>
+      <w:proofErr w:type="spellEnd"/>
+      <w:r>
+        <w:t xml:space="preserve">, extracts Unicode word tokens and applies English Snowball stemming. For the TF-IDF branch, a stemmed list of 297 English </w:t>
+      </w:r>
+      <w:proofErr w:type="spellStart"/>
+      <w:r>
+        <w:t>stopwords</w:t>
+      </w:r>
+      <w:proofErr w:type="spellEnd"/>
+      <w:r>
+        <w:t xml:space="preserve"> is removed while no, nor and not are protected because negation can change meaning. The LSTM branch keeps </w:t>
+      </w:r>
+      <w:proofErr w:type="spellStart"/>
+      <w:r>
+        <w:t>stopwords</w:t>
+      </w:r>
+      <w:proofErr w:type="spellEnd"/>
+      <w:r>
+        <w:t xml:space="preserve"> so that word order and local context remain available.</w:t>
       </w:r>
     </w:p>
     <w:p>
@@ -704,7 +752,15 @@
         <w:keepLines/>
       </w:pPr>
       <w:r>
-        <w:t>The deep learning model uses a training-only vocabulary with padding and unknown tokens. Every message is truncated or padded to 300 tokens. Learned 128-dimensional embeddings feed a 128-unit LSTM, followed by dropout of 0.3 and a single output logit. Weighted binary cross-entropy addresses the class imbalance, and AdamW trains the model on the CPU for six epochs. The checkpoint with the lowest validation loss is restored, and validation scores select threshold 0.9772 under the same false-alert constraint. [2] [7] [8]</w:t>
+        <w:t xml:space="preserve">The deep learning model uses a training-only vocabulary with padding and unknown tokens. Every message is truncated or padded to 300 tokens. Learned 128-dimensional embeddings feed a 128-unit LSTM, followed by dropout of 0.3 and a single output logit. Weighted binary cross-entropy addresses the class imbalance, and </w:t>
+      </w:r>
+      <w:proofErr w:type="spellStart"/>
+      <w:r>
+        <w:t>AdamW</w:t>
+      </w:r>
+      <w:proofErr w:type="spellEnd"/>
+      <w:r>
+        <w:t xml:space="preserve"> trains the model on the CPU for six epochs. The checkpoint with the lowest validation loss is restored, and validation scores select threshold 0.9772 under the same false-alert constraint. [2] [7] [8]</w:t>
       </w:r>
     </w:p>
     <w:p>
@@ -741,7 +797,15 @@
         <w:keepLines/>
       </w:pPr>
       <w:r>
-        <w:t>The fresh test results favour Logistic Regression. It reaches F1 0.9504, compared with 0.7797 for the LSTM, and retains much more spam recall while producing only two false alerts. The LSTM achieves perfect observed precision because it produces no false positives, but it detects only 46 of 72 spam messages and misses 26. [6] [7]</w:t>
+        <w:t xml:space="preserve">The fresh test results </w:t>
+      </w:r>
+      <w:proofErr w:type="spellStart"/>
+      <w:r>
+        <w:t>favour</w:t>
+      </w:r>
+      <w:proofErr w:type="spellEnd"/>
+      <w:r>
+        <w:t xml:space="preserve"> Logistic Regression. It reaches F1 0.9504, compared with 0.7797 for the LSTM, and retains much more spam recall while producing only two false alerts. The LSTM achieves perfect observed precision because it produces no false positives, but it detects only 46 of 72 spam messages and misses 26. [6] [7]</w:t>
       </w:r>
     </w:p>
     <w:tbl>
@@ -2099,7 +2163,15 @@
         <w:pStyle w:val="ListBullet"/>
       </w:pPr>
       <w:r>
-        <w:t>Further improvements could compare calibrated probabilities, stronger linear baselines, pretrained language models and ablations of stemming, stopwords, token replacement and sequence length.</w:t>
+        <w:t xml:space="preserve">Further improvements could compare calibrated probabilities, stronger linear baselines, pretrained language models and ablations of stemming, </w:t>
+      </w:r>
+      <w:proofErr w:type="spellStart"/>
+      <w:r>
+        <w:t>stopwords</w:t>
+      </w:r>
+      <w:proofErr w:type="spellEnd"/>
+      <w:r>
+        <w:t>, token replacement and sequence length.</w:t>
       </w:r>
     </w:p>
     <w:p>
@@ -2107,7 +2179,15 @@
         <w:keepLines/>
       </w:pPr>
       <w:r>
-        <w:t>Overall, the experiment demonstrates a clear and reproducible email text-classification workflow. Its strongest result is the classical TF-IDF and Logistic Regression pipeline, but the evidence remains an educational benchmark rather than proof of a production phishing-defence system.</w:t>
+        <w:t>Overall, the experiment demonstrates a clear and reproducible email text-classification workflow. Its strongest result is the classical TF-IDF and Logistic Regression pipeline, but the evidence remains an educational benchmark rather than proof of a production phishing-</w:t>
+      </w:r>
+      <w:proofErr w:type="spellStart"/>
+      <w:r>
+        <w:t>defence</w:t>
+      </w:r>
+      <w:proofErr w:type="spellEnd"/>
+      <w:r>
+        <w:t xml:space="preserve"> system.</w:t>
       </w:r>
     </w:p>
     <w:p>
@@ -2128,7 +2208,23 @@
             <w:color w:val="1F4E78"/>
             <w:u w:val="single"/>
           </w:rPr>
-          <w:t>[1] SpamAssassin corpus record</w:t>
+          <w:t xml:space="preserve">[1] </w:t>
+        </w:r>
+        <w:proofErr w:type="spellStart"/>
+        <w:r>
+          <w:rPr>
+            <w:color w:val="1F4E78"/>
+            <w:u w:val="single"/>
+          </w:rPr>
+          <w:t>SpamAssassin</w:t>
+        </w:r>
+        <w:proofErr w:type="spellEnd"/>
+        <w:r>
+          <w:rPr>
+            <w:color w:val="1F4E78"/>
+            <w:u w:val="single"/>
+          </w:rPr>
+          <w:t xml:space="preserve"> corpus record</w:t>
         </w:r>
       </w:hyperlink>
     </w:p>
@@ -2230,11 +2326,2116 @@
         </w:r>
       </w:hyperlink>
     </w:p>
+    <w:p>
+      <w:pPr>
+        <w:pStyle w:val="ListBullet"/>
+        <w:numPr>
+          <w:ilvl w:val="0"/>
+          <w:numId w:val="0"/>
+        </w:numPr>
+        <w:ind w:left="360" w:hanging="360"/>
+      </w:pPr>
+    </w:p>
+    <w:p>
+      <w:pPr>
+        <w:pStyle w:val="ListBullet"/>
+        <w:numPr>
+          <w:ilvl w:val="0"/>
+          <w:numId w:val="0"/>
+        </w:numPr>
+        <w:ind w:left="360" w:hanging="360"/>
+      </w:pPr>
+    </w:p>
+    <w:p>
+      <w:pPr>
+        <w:pStyle w:val="ListBullet"/>
+        <w:numPr>
+          <w:ilvl w:val="0"/>
+          <w:numId w:val="0"/>
+        </w:numPr>
+        <w:ind w:left="360" w:hanging="360"/>
+      </w:pPr>
+    </w:p>
+    <w:p>
+      <w:pPr>
+        <w:pStyle w:val="ListBullet"/>
+        <w:numPr>
+          <w:ilvl w:val="0"/>
+          <w:numId w:val="0"/>
+        </w:numPr>
+        <w:ind w:left="360" w:hanging="360"/>
+      </w:pPr>
+    </w:p>
+    <w:p>
+      <w:pPr>
+        <w:pStyle w:val="ListBullet"/>
+        <w:numPr>
+          <w:ilvl w:val="0"/>
+          <w:numId w:val="0"/>
+        </w:numPr>
+        <w:ind w:left="360" w:hanging="360"/>
+      </w:pPr>
+    </w:p>
+    <w:p>
+      <w:pPr>
+        <w:pStyle w:val="ListBullet"/>
+        <w:numPr>
+          <w:ilvl w:val="0"/>
+          <w:numId w:val="0"/>
+        </w:numPr>
+        <w:ind w:left="360" w:hanging="360"/>
+      </w:pPr>
+    </w:p>
+    <w:p>
+      <w:pPr>
+        <w:pStyle w:val="ListBullet"/>
+        <w:numPr>
+          <w:ilvl w:val="0"/>
+          <w:numId w:val="0"/>
+        </w:numPr>
+        <w:ind w:left="360" w:hanging="360"/>
+      </w:pPr>
+    </w:p>
+    <w:p>
+      <w:pPr>
+        <w:pStyle w:val="ListBullet"/>
+        <w:numPr>
+          <w:ilvl w:val="0"/>
+          <w:numId w:val="0"/>
+        </w:numPr>
+        <w:ind w:left="360" w:hanging="360"/>
+      </w:pPr>
+    </w:p>
+    <w:p>
+      <w:pPr>
+        <w:pStyle w:val="ListBullet"/>
+        <w:numPr>
+          <w:ilvl w:val="0"/>
+          <w:numId w:val="0"/>
+        </w:numPr>
+        <w:ind w:left="360" w:hanging="360"/>
+      </w:pPr>
+    </w:p>
+    <w:p>
+      <w:pPr>
+        <w:pStyle w:val="ListBullet"/>
+        <w:numPr>
+          <w:ilvl w:val="0"/>
+          <w:numId w:val="0"/>
+        </w:numPr>
+        <w:ind w:left="360" w:hanging="360"/>
+      </w:pPr>
+    </w:p>
+    <w:p>
+      <w:pPr>
+        <w:pStyle w:val="ListBullet"/>
+        <w:numPr>
+          <w:ilvl w:val="0"/>
+          <w:numId w:val="0"/>
+        </w:numPr>
+        <w:ind w:left="360" w:hanging="360"/>
+      </w:pPr>
+    </w:p>
+    <w:p>
+      <w:pPr>
+        <w:pStyle w:val="ListBullet"/>
+        <w:numPr>
+          <w:ilvl w:val="0"/>
+          <w:numId w:val="0"/>
+        </w:numPr>
+        <w:ind w:left="360" w:hanging="360"/>
+      </w:pPr>
+    </w:p>
+    <w:p>
+      <w:pPr>
+        <w:pStyle w:val="ListBullet"/>
+        <w:numPr>
+          <w:ilvl w:val="0"/>
+          <w:numId w:val="0"/>
+        </w:numPr>
+        <w:ind w:left="360" w:hanging="360"/>
+      </w:pPr>
+    </w:p>
+    <w:p>
+      <w:pPr>
+        <w:pStyle w:val="ListBullet"/>
+        <w:numPr>
+          <w:ilvl w:val="0"/>
+          <w:numId w:val="0"/>
+        </w:numPr>
+        <w:ind w:left="360" w:hanging="360"/>
+      </w:pPr>
+    </w:p>
+    <w:p>
+      <w:pPr>
+        <w:pStyle w:val="ListBullet"/>
+        <w:numPr>
+          <w:ilvl w:val="0"/>
+          <w:numId w:val="0"/>
+        </w:numPr>
+        <w:ind w:left="360" w:hanging="360"/>
+      </w:pPr>
+    </w:p>
+    <w:p>
+      <w:pPr>
+        <w:pStyle w:val="ListBullet"/>
+        <w:numPr>
+          <w:ilvl w:val="0"/>
+          <w:numId w:val="0"/>
+        </w:numPr>
+        <w:ind w:left="360" w:hanging="360"/>
+      </w:pPr>
+    </w:p>
+    <w:p>
+      <w:pPr>
+        <w:pStyle w:val="ListBullet"/>
+        <w:numPr>
+          <w:ilvl w:val="0"/>
+          <w:numId w:val="0"/>
+        </w:numPr>
+        <w:ind w:left="360" w:hanging="360"/>
+      </w:pPr>
+    </w:p>
+    <w:p>
+      <w:pPr>
+        <w:pStyle w:val="ListBullet"/>
+        <w:numPr>
+          <w:ilvl w:val="0"/>
+          <w:numId w:val="0"/>
+        </w:numPr>
+        <w:ind w:left="360" w:hanging="360"/>
+      </w:pPr>
+    </w:p>
+    <w:p>
+      <w:pPr>
+        <w:pStyle w:val="ListBullet"/>
+        <w:numPr>
+          <w:ilvl w:val="0"/>
+          <w:numId w:val="0"/>
+        </w:numPr>
+        <w:ind w:left="360" w:hanging="360"/>
+      </w:pPr>
+    </w:p>
+    <w:p>
+      <w:pPr>
+        <w:pStyle w:val="Heading1"/>
+      </w:pPr>
+      <w:r>
+        <w:lastRenderedPageBreak/>
+        <w:t>4. Section 2 - Cyber Attack Detection</w:t>
+      </w:r>
+    </w:p>
+    <w:p>
+      <w:pPr>
+        <w:pStyle w:val="Heading2"/>
+      </w:pPr>
+      <w:r>
+        <w:t>4.1 Description of datasets used</w:t>
+      </w:r>
+    </w:p>
+    <w:p>
+      <w:r>
+        <w:t>Th</w:t>
+      </w:r>
+      <w:r>
+        <w:t>is</w:t>
+      </w:r>
+      <w:r>
+        <w:t xml:space="preserve"> experiment uses NSL-KDD, a </w:t>
+      </w:r>
+      <w:proofErr w:type="spellStart"/>
+      <w:proofErr w:type="gramStart"/>
+      <w:r>
+        <w:t>well known</w:t>
+      </w:r>
+      <w:proofErr w:type="spellEnd"/>
+      <w:proofErr w:type="gramEnd"/>
+      <w:r>
+        <w:t xml:space="preserve"> benchmark </w:t>
+      </w:r>
+      <w:r>
+        <w:t xml:space="preserve">dataset </w:t>
+      </w:r>
+      <w:r>
+        <w:t>commonly used t</w:t>
+      </w:r>
+      <w:r>
+        <w:t>o</w:t>
+      </w:r>
+      <w:r>
+        <w:t xml:space="preserve"> study</w:t>
+      </w:r>
+      <w:r>
+        <w:t xml:space="preserve"> network intrusion detection. Each record </w:t>
+      </w:r>
+      <w:r>
+        <w:t>represents</w:t>
+      </w:r>
+      <w:r>
+        <w:t xml:space="preserve"> 41 connection </w:t>
+      </w:r>
+      <w:r>
+        <w:t xml:space="preserve">input </w:t>
+      </w:r>
+      <w:r>
+        <w:t>features</w:t>
+      </w:r>
+      <w:r>
+        <w:t xml:space="preserve">. From these, </w:t>
+      </w:r>
+      <w:r>
+        <w:t>38</w:t>
+      </w:r>
+      <w:r>
+        <w:t xml:space="preserve"> are</w:t>
+      </w:r>
+      <w:r>
+        <w:t xml:space="preserve"> numerical fields and </w:t>
+      </w:r>
+      <w:r>
+        <w:t>3 are</w:t>
+      </w:r>
+      <w:r>
+        <w:t xml:space="preserve"> categorical fields </w:t>
+      </w:r>
+      <w:r>
+        <w:t>which describe</w:t>
+      </w:r>
+      <w:r>
+        <w:t xml:space="preserve"> the protocol</w:t>
+      </w:r>
+      <w:r>
+        <w:t xml:space="preserve"> type</w:t>
+      </w:r>
+      <w:r>
+        <w:t xml:space="preserve"> network service and connection flag. </w:t>
+      </w:r>
+      <w:r>
+        <w:t>The a</w:t>
+      </w:r>
+      <w:r>
+        <w:t xml:space="preserve">ttack names are </w:t>
+      </w:r>
+      <w:r>
+        <w:t>grouped</w:t>
+      </w:r>
+      <w:r>
+        <w:t xml:space="preserve"> </w:t>
+      </w:r>
+      <w:r>
+        <w:t>in</w:t>
+      </w:r>
+      <w:r>
+        <w:t>to five classes</w:t>
+      </w:r>
+      <w:r>
+        <w:t>. Those are</w:t>
+      </w:r>
+      <w:r>
+        <w:t xml:space="preserve"> normal</w:t>
+      </w:r>
+      <w:r>
+        <w:t xml:space="preserve"> traffic</w:t>
+      </w:r>
+      <w:r>
+        <w:t>, denial of service (DoS), prob</w:t>
+      </w:r>
+      <w:r>
+        <w:t>ing attacks</w:t>
+      </w:r>
+      <w:r>
+        <w:t>, remote</w:t>
+      </w:r>
+      <w:r>
+        <w:t xml:space="preserve"> </w:t>
+      </w:r>
+      <w:r>
+        <w:t>to</w:t>
+      </w:r>
+      <w:r>
+        <w:t xml:space="preserve"> </w:t>
+      </w:r>
+      <w:r>
+        <w:t>local (R2L) and user</w:t>
+      </w:r>
+      <w:r>
+        <w:t xml:space="preserve"> </w:t>
+      </w:r>
+      <w:r>
+        <w:t>to</w:t>
+      </w:r>
+      <w:r>
+        <w:t xml:space="preserve"> </w:t>
+      </w:r>
+      <w:r>
+        <w:t xml:space="preserve">root </w:t>
+      </w:r>
+      <w:r>
+        <w:t xml:space="preserve">attacks </w:t>
+      </w:r>
+      <w:r>
+        <w:t>(U2R). The difficulty field and attack name are not used as predictors.</w:t>
+      </w:r>
+    </w:p>
+    <w:p>
+      <w:r>
+        <w:t xml:space="preserve">The official </w:t>
+      </w:r>
+      <w:r>
+        <w:t xml:space="preserve">NSL-KDD </w:t>
+      </w:r>
+      <w:r>
+        <w:t xml:space="preserve">training file </w:t>
+      </w:r>
+      <w:r>
+        <w:t xml:space="preserve">has </w:t>
+      </w:r>
+      <w:r>
+        <w:t xml:space="preserve">125,973 records. A stratified 15% split provides 107,077 training records and 18,896 validation records, while the official 22,544-record test file </w:t>
+      </w:r>
+      <w:proofErr w:type="gramStart"/>
+      <w:r>
+        <w:t xml:space="preserve">is </w:t>
+      </w:r>
+      <w:r>
+        <w:t>remains</w:t>
+      </w:r>
+      <w:proofErr w:type="gramEnd"/>
+      <w:r>
+        <w:t xml:space="preserve"> unchanged for final evaluation. The training partition is highly imbalanced</w:t>
+      </w:r>
+      <w:r>
+        <w:t>.</w:t>
+      </w:r>
+      <w:r>
+        <w:t xml:space="preserve"> </w:t>
+      </w:r>
+      <w:r>
+        <w:t>It</w:t>
+      </w:r>
+      <w:r>
+        <w:t xml:space="preserve"> contains 57,241 normal</w:t>
+      </w:r>
+      <w:r>
+        <w:t xml:space="preserve"> connections</w:t>
+      </w:r>
+      <w:r>
+        <w:t>, 39,038 DoS</w:t>
+      </w:r>
+      <w:r>
+        <w:t xml:space="preserve"> attacks</w:t>
+      </w:r>
+      <w:r>
+        <w:t>, 9,908 probe</w:t>
+      </w:r>
+      <w:r>
+        <w:t xml:space="preserve"> attacks</w:t>
+      </w:r>
+      <w:r>
+        <w:t xml:space="preserve">, 846 R2L and only 44 U2R </w:t>
+      </w:r>
+      <w:r>
+        <w:t>attacks. The</w:t>
+      </w:r>
+      <w:r>
+        <w:t xml:space="preserve"> saved data does not provide any </w:t>
+      </w:r>
+      <w:r>
+        <w:t xml:space="preserve">missing values or </w:t>
+      </w:r>
+      <w:r>
+        <w:t xml:space="preserve">complete </w:t>
+      </w:r>
+      <w:r>
+        <w:t xml:space="preserve">duplicates </w:t>
+      </w:r>
+      <w:r>
+        <w:t xml:space="preserve">records within any individual partitions. </w:t>
+      </w:r>
+      <w:r>
+        <w:t>NSL-KDD is an older benchmark, so its traffic and attack</w:t>
+      </w:r>
+      <w:r>
+        <w:t xml:space="preserve"> patterns </w:t>
+      </w:r>
+      <w:r>
+        <w:t xml:space="preserve">do not fully </w:t>
+      </w:r>
+      <w:proofErr w:type="gramStart"/>
+      <w:r>
+        <w:t>reflects</w:t>
+      </w:r>
+      <w:proofErr w:type="gramEnd"/>
+      <w:r>
+        <w:t xml:space="preserve"> the complexity of</w:t>
+      </w:r>
+      <w:r>
+        <w:t xml:space="preserve"> modern networks. </w:t>
+      </w:r>
+    </w:p>
+    <w:p>
+      <w:pPr>
+        <w:pStyle w:val="Heading2"/>
+      </w:pPr>
+      <w:r>
+        <w:t>4.2 Explanation of preprocessing techniques</w:t>
+      </w:r>
+    </w:p>
+    <w:p>
+      <w:r>
+        <w:t>The numerical features are standardized so that variables with larger values do not unfairly dominate those measured on smaller scales. The protocol type, network service, and connection flag are converted into numerical columns using one hot encoding. If a category appears in the validation or test data but was not present during training, it is handled safely rather than causing the pipeline to fail. No missing</w:t>
+      </w:r>
+      <w:r>
+        <w:t xml:space="preserve"> </w:t>
+      </w:r>
+      <w:r>
+        <w:t>value imputation is performed because the saved data profile confirms that none of the selected features contain missing values</w:t>
+      </w:r>
+      <w:r>
+        <w:t>.</w:t>
+      </w:r>
+    </w:p>
+    <w:p>
+      <w:r>
+        <w:t xml:space="preserve">First, a variance filter removes any feature that has the same value across all training records, since a feature that never changes cannot help </w:t>
+      </w:r>
+      <w:r>
+        <w:t>distinguishing</w:t>
+      </w:r>
+      <w:r>
+        <w:t xml:space="preserve"> between classes. ANOVA F-value selection is then used to retain the 64 features that show the strongest individual relationships with the five traffic classes. Every stage of this preprocessing process is fitted using the training partition only. The same fitted transformations and selected features are then applied to the validation and test data without modification, helping to prevent data leakage. However, using one shared set of 64 features may also remove combinations of weaker individual features that a Random Forest could potentially use together to identify more complex attack patterns.</w:t>
+      </w:r>
+    </w:p>
+    <w:p/>
+    <w:p>
+      <w:pPr>
+        <w:pStyle w:val="Heading2"/>
+      </w:pPr>
+      <w:r>
+        <w:t>4.3 Overview of implemented ML and deep learning models</w:t>
+      </w:r>
+    </w:p>
+    <w:p>
+      <w:r>
+        <w:t>The</w:t>
+      </w:r>
+      <w:r>
+        <w:t xml:space="preserve"> selected</w:t>
+      </w:r>
+      <w:r>
+        <w:t xml:space="preserve"> classical model is a Random Forest with 180 trees, maximum depth 28 and </w:t>
+      </w:r>
+      <w:r>
+        <w:t>in</w:t>
+      </w:r>
+      <w:r>
+        <w:t xml:space="preserve"> each split, the model considers only the square root of the available features</w:t>
+      </w:r>
+      <w:r>
+        <w:t xml:space="preserve">. </w:t>
+      </w:r>
+      <w:r>
+        <w:t>This b</w:t>
+      </w:r>
+      <w:r>
+        <w:t xml:space="preserve">alanced </w:t>
+      </w:r>
+      <w:r>
+        <w:t xml:space="preserve">the </w:t>
+      </w:r>
+      <w:proofErr w:type="gramStart"/>
+      <w:r>
+        <w:t>variation  between</w:t>
+      </w:r>
+      <w:proofErr w:type="gramEnd"/>
+      <w:r>
+        <w:t xml:space="preserve"> the trees and supports to reduce the similarity. </w:t>
+      </w:r>
+      <w:r>
+        <w:t xml:space="preserve">Balanced subsample weighting recalculates the class weights within every bootstrap sample, giving rare attack classes more influence during training. This is especially important for classes such as R2L and U2R, which have very few examples. The trained forest is saved together with its preprocessing pipeline, ensuring that any new network connection is transformed in </w:t>
+      </w:r>
+      <w:proofErr w:type="gramStart"/>
+      <w:r>
+        <w:t>exactly the same</w:t>
+      </w:r>
+      <w:proofErr w:type="gramEnd"/>
+      <w:r>
+        <w:t xml:space="preserve"> way before a prediction is made.</w:t>
+      </w:r>
+    </w:p>
+    <w:p/>
+    <w:p>
+      <w:r>
+        <w:t xml:space="preserve">The </w:t>
+      </w:r>
+      <w:r>
+        <w:t xml:space="preserve">selected </w:t>
+      </w:r>
+      <w:r>
+        <w:t>deep</w:t>
+      </w:r>
+      <w:r>
+        <w:t xml:space="preserve"> </w:t>
+      </w:r>
+      <w:r>
+        <w:t xml:space="preserve">learning model is a </w:t>
+      </w:r>
+      <w:proofErr w:type="gramStart"/>
+      <w:r>
+        <w:t>one</w:t>
+      </w:r>
+      <w:r>
+        <w:t xml:space="preserve"> </w:t>
+      </w:r>
+      <w:r>
+        <w:t>dimensional</w:t>
+      </w:r>
+      <w:proofErr w:type="gramEnd"/>
+      <w:r>
+        <w:t xml:space="preserve"> CNN with convolutional layers of 32 and 64 channels, batch normalization, </w:t>
+      </w:r>
+      <w:proofErr w:type="spellStart"/>
+      <w:r>
+        <w:t>ReLU</w:t>
+      </w:r>
+      <w:proofErr w:type="spellEnd"/>
+      <w:r>
+        <w:t xml:space="preserve"> activation, adaptive maximum pooling, dropout of 0.3 and a </w:t>
+      </w:r>
+      <w:proofErr w:type="gramStart"/>
+      <w:r>
+        <w:lastRenderedPageBreak/>
+        <w:t>five</w:t>
+      </w:r>
+      <w:r>
+        <w:t xml:space="preserve"> </w:t>
+      </w:r>
+      <w:r>
+        <w:t>class</w:t>
+      </w:r>
+      <w:proofErr w:type="gramEnd"/>
+      <w:r>
+        <w:t xml:space="preserve"> output layer. Square</w:t>
+      </w:r>
+      <w:r>
+        <w:t xml:space="preserve"> r</w:t>
+      </w:r>
+      <w:r>
+        <w:t>oot inverse</w:t>
+      </w:r>
+      <w:r>
+        <w:t xml:space="preserve"> </w:t>
+      </w:r>
+      <w:r>
+        <w:t xml:space="preserve">frequency weights give rare </w:t>
+      </w:r>
+      <w:r>
+        <w:t>attack categories</w:t>
+      </w:r>
+      <w:r>
+        <w:t xml:space="preserve"> more influence in</w:t>
+      </w:r>
+      <w:r>
+        <w:t xml:space="preserve"> the</w:t>
+      </w:r>
+      <w:r>
+        <w:t xml:space="preserve"> </w:t>
+      </w:r>
+      <w:proofErr w:type="gramStart"/>
+      <w:r>
+        <w:t>cross</w:t>
+      </w:r>
+      <w:r>
+        <w:t xml:space="preserve"> </w:t>
+      </w:r>
+      <w:r>
+        <w:t>entropy</w:t>
+      </w:r>
+      <w:proofErr w:type="gramEnd"/>
+      <w:r>
+        <w:t xml:space="preserve"> loss. </w:t>
+      </w:r>
+      <w:r>
+        <w:t xml:space="preserve">The </w:t>
+      </w:r>
+      <w:r>
+        <w:t xml:space="preserve">Adam </w:t>
+      </w:r>
+      <w:r>
+        <w:t xml:space="preserve">optimizer </w:t>
+      </w:r>
+      <w:r>
+        <w:t xml:space="preserve">trains the model on the CPU for eight epochs, and the checkpoint with the highest validation macro F1 is restored. The best recorded validation macro F1 is 0.8097, reached at epoch six. The feature order is tabular rather than spatial or temporal, </w:t>
+      </w:r>
+      <w:r>
+        <w:t>therefore</w:t>
+      </w:r>
+      <w:r>
+        <w:t xml:space="preserve"> </w:t>
+      </w:r>
+      <w:r>
+        <w:t>CNN should be viewed as a neural</w:t>
+      </w:r>
+      <w:r>
+        <w:t xml:space="preserve"> </w:t>
+      </w:r>
+      <w:r>
+        <w:t>network comparison, not as a model that learns directly from ordered network packets.</w:t>
+      </w:r>
+    </w:p>
+    <w:p/>
+    <w:p>
+      <w:pPr>
+        <w:pStyle w:val="Heading2"/>
+      </w:pPr>
+      <w:r>
+        <w:t>4.4 Performance comparison of models</w:t>
+      </w:r>
+    </w:p>
+    <w:p>
+      <w:proofErr w:type="gramStart"/>
+      <w:r>
+        <w:t>The CNN</w:t>
+      </w:r>
+      <w:proofErr w:type="gramEnd"/>
+      <w:r>
+        <w:t xml:space="preserve"> leads the Random Forest on every reported aggregate test metric. Its macro F1 is 0.6036 compared with 0.4844</w:t>
+      </w:r>
+      <w:r>
+        <w:t xml:space="preserve"> in random forest</w:t>
+      </w:r>
+      <w:r>
+        <w:t>, while weighted F1 rises from 0.6955 to 0.7469</w:t>
+      </w:r>
+      <w:r>
+        <w:t xml:space="preserve"> when moving from random forest to 1D-CNN</w:t>
+      </w:r>
+      <w:r>
+        <w:t xml:space="preserve">. Macro measures are especially important here because they give the rare R2L and U2R classes equal influence instead of allowing normal and DoS records to dominate the result. </w:t>
+      </w:r>
+    </w:p>
+    <w:tbl>
+      <w:tblPr>
+        <w:tblStyle w:val="TableGrid"/>
+        <w:tblW w:w="0" w:type="auto"/>
+        <w:jc w:val="center"/>
+        <w:tblBorders>
+          <w:top w:val="single" w:sz="6" w:space="0" w:color="D9D9D9"/>
+          <w:left w:val="single" w:sz="6" w:space="0" w:color="D9D9D9"/>
+          <w:bottom w:val="single" w:sz="6" w:space="0" w:color="D9D9D9"/>
+          <w:right w:val="single" w:sz="6" w:space="0" w:color="D9D9D9"/>
+          <w:insideH w:val="single" w:sz="6" w:space="0" w:color="D9D9D9"/>
+          <w:insideV w:val="single" w:sz="6" w:space="0" w:color="D9D9D9"/>
+        </w:tblBorders>
+        <w:tblLayout w:type="fixed"/>
+        <w:tblLook w:val="04A0" w:firstRow="1" w:lastRow="0" w:firstColumn="1" w:lastColumn="0" w:noHBand="0" w:noVBand="1"/>
+      </w:tblPr>
+      <w:tblGrid>
+        <w:gridCol w:w="1699"/>
+        <w:gridCol w:w="1123"/>
+        <w:gridCol w:w="1325"/>
+        <w:gridCol w:w="1238"/>
+        <w:gridCol w:w="1094"/>
+        <w:gridCol w:w="1181"/>
+        <w:gridCol w:w="1094"/>
+      </w:tblGrid>
+      <w:tr>
+        <w:trPr>
+          <w:cantSplit/>
+          <w:tblHeader/>
+          <w:jc w:val="center"/>
+        </w:trPr>
+        <w:tc>
+          <w:tcPr>
+            <w:tcW w:w="1699" w:type="dxa"/>
+            <w:shd w:val="clear" w:color="auto" w:fill="17365D"/>
+            <w:tcMar>
+              <w:top w:w="80" w:type="dxa"/>
+              <w:left w:w="90" w:type="dxa"/>
+              <w:bottom w:w="80" w:type="dxa"/>
+              <w:right w:w="90" w:type="dxa"/>
+            </w:tcMar>
+            <w:vAlign w:val="center"/>
+          </w:tcPr>
+          <w:p>
+            <w:pPr>
+              <w:spacing w:after="0"/>
+              <w:jc w:val="center"/>
+            </w:pPr>
+            <w:r>
+              <w:rPr>
+                <w:b/>
+                <w:color w:val="FFFFFF"/>
+                <w:sz w:val="17"/>
+              </w:rPr>
+              <w:t>Model</w:t>
+            </w:r>
+          </w:p>
+        </w:tc>
+        <w:tc>
+          <w:tcPr>
+            <w:tcW w:w="1123" w:type="dxa"/>
+            <w:shd w:val="clear" w:color="auto" w:fill="17365D"/>
+            <w:tcMar>
+              <w:top w:w="80" w:type="dxa"/>
+              <w:left w:w="90" w:type="dxa"/>
+              <w:bottom w:w="80" w:type="dxa"/>
+              <w:right w:w="90" w:type="dxa"/>
+            </w:tcMar>
+            <w:vAlign w:val="center"/>
+          </w:tcPr>
+          <w:p>
+            <w:pPr>
+              <w:spacing w:after="0"/>
+              <w:jc w:val="center"/>
+            </w:pPr>
+            <w:r>
+              <w:rPr>
+                <w:b/>
+                <w:color w:val="FFFFFF"/>
+                <w:sz w:val="17"/>
+              </w:rPr>
+              <w:t>Accuracy</w:t>
+            </w:r>
+          </w:p>
+        </w:tc>
+        <w:tc>
+          <w:tcPr>
+            <w:tcW w:w="1325" w:type="dxa"/>
+            <w:shd w:val="clear" w:color="auto" w:fill="17365D"/>
+            <w:tcMar>
+              <w:top w:w="80" w:type="dxa"/>
+              <w:left w:w="90" w:type="dxa"/>
+              <w:bottom w:w="80" w:type="dxa"/>
+              <w:right w:w="90" w:type="dxa"/>
+            </w:tcMar>
+            <w:vAlign w:val="center"/>
+          </w:tcPr>
+          <w:p>
+            <w:pPr>
+              <w:spacing w:after="0"/>
+              <w:jc w:val="center"/>
+            </w:pPr>
+            <w:r>
+              <w:rPr>
+                <w:b/>
+                <w:color w:val="FFFFFF"/>
+                <w:sz w:val="17"/>
+              </w:rPr>
+              <w:t>Macro precision</w:t>
+            </w:r>
+          </w:p>
+        </w:tc>
+        <w:tc>
+          <w:tcPr>
+            <w:tcW w:w="1238" w:type="dxa"/>
+            <w:shd w:val="clear" w:color="auto" w:fill="17365D"/>
+            <w:tcMar>
+              <w:top w:w="80" w:type="dxa"/>
+              <w:left w:w="90" w:type="dxa"/>
+              <w:bottom w:w="80" w:type="dxa"/>
+              <w:right w:w="90" w:type="dxa"/>
+            </w:tcMar>
+            <w:vAlign w:val="center"/>
+          </w:tcPr>
+          <w:p>
+            <w:pPr>
+              <w:spacing w:after="0"/>
+              <w:jc w:val="center"/>
+            </w:pPr>
+            <w:r>
+              <w:rPr>
+                <w:b/>
+                <w:color w:val="FFFFFF"/>
+                <w:sz w:val="17"/>
+              </w:rPr>
+              <w:t>Macro recall</w:t>
+            </w:r>
+          </w:p>
+        </w:tc>
+        <w:tc>
+          <w:tcPr>
+            <w:tcW w:w="1094" w:type="dxa"/>
+            <w:shd w:val="clear" w:color="auto" w:fill="17365D"/>
+            <w:tcMar>
+              <w:top w:w="80" w:type="dxa"/>
+              <w:left w:w="90" w:type="dxa"/>
+              <w:bottom w:w="80" w:type="dxa"/>
+              <w:right w:w="90" w:type="dxa"/>
+            </w:tcMar>
+            <w:vAlign w:val="center"/>
+          </w:tcPr>
+          <w:p>
+            <w:pPr>
+              <w:spacing w:after="0"/>
+              <w:jc w:val="center"/>
+            </w:pPr>
+            <w:r>
+              <w:rPr>
+                <w:b/>
+                <w:color w:val="FFFFFF"/>
+                <w:sz w:val="17"/>
+              </w:rPr>
+              <w:t>Macro F1</w:t>
+            </w:r>
+          </w:p>
+        </w:tc>
+        <w:tc>
+          <w:tcPr>
+            <w:tcW w:w="1181" w:type="dxa"/>
+            <w:shd w:val="clear" w:color="auto" w:fill="17365D"/>
+            <w:tcMar>
+              <w:top w:w="80" w:type="dxa"/>
+              <w:left w:w="90" w:type="dxa"/>
+              <w:bottom w:w="80" w:type="dxa"/>
+              <w:right w:w="90" w:type="dxa"/>
+            </w:tcMar>
+            <w:vAlign w:val="center"/>
+          </w:tcPr>
+          <w:p>
+            <w:pPr>
+              <w:spacing w:after="0"/>
+              <w:jc w:val="center"/>
+            </w:pPr>
+            <w:r>
+              <w:rPr>
+                <w:b/>
+                <w:color w:val="FFFFFF"/>
+                <w:sz w:val="17"/>
+              </w:rPr>
+              <w:t>Weighted F1</w:t>
+            </w:r>
+          </w:p>
+        </w:tc>
+        <w:tc>
+          <w:tcPr>
+            <w:tcW w:w="1094" w:type="dxa"/>
+            <w:shd w:val="clear" w:color="auto" w:fill="17365D"/>
+            <w:tcMar>
+              <w:top w:w="80" w:type="dxa"/>
+              <w:left w:w="90" w:type="dxa"/>
+              <w:bottom w:w="80" w:type="dxa"/>
+              <w:right w:w="90" w:type="dxa"/>
+            </w:tcMar>
+            <w:vAlign w:val="center"/>
+          </w:tcPr>
+          <w:p>
+            <w:pPr>
+              <w:spacing w:after="0"/>
+              <w:jc w:val="center"/>
+            </w:pPr>
+            <w:r>
+              <w:rPr>
+                <w:b/>
+                <w:color w:val="FFFFFF"/>
+                <w:sz w:val="17"/>
+              </w:rPr>
+              <w:t>Macro AP</w:t>
+            </w:r>
+          </w:p>
+        </w:tc>
+      </w:tr>
+      <w:tr>
+        <w:trPr>
+          <w:cantSplit/>
+          <w:jc w:val="center"/>
+        </w:trPr>
+        <w:tc>
+          <w:tcPr>
+            <w:tcW w:w="1699" w:type="dxa"/>
+            <w:tcMar>
+              <w:top w:w="80" w:type="dxa"/>
+              <w:left w:w="90" w:type="dxa"/>
+              <w:bottom w:w="80" w:type="dxa"/>
+              <w:right w:w="90" w:type="dxa"/>
+            </w:tcMar>
+            <w:vAlign w:val="center"/>
+          </w:tcPr>
+          <w:p>
+            <w:pPr>
+              <w:spacing w:after="0"/>
+              <w:jc w:val="left"/>
+            </w:pPr>
+            <w:r>
+              <w:rPr>
+                <w:sz w:val="17"/>
+              </w:rPr>
+              <w:t>Random Forest</w:t>
+            </w:r>
+          </w:p>
+        </w:tc>
+        <w:tc>
+          <w:tcPr>
+            <w:tcW w:w="1123" w:type="dxa"/>
+            <w:tcMar>
+              <w:top w:w="80" w:type="dxa"/>
+              <w:left w:w="90" w:type="dxa"/>
+              <w:bottom w:w="80" w:type="dxa"/>
+              <w:right w:w="90" w:type="dxa"/>
+            </w:tcMar>
+            <w:vAlign w:val="center"/>
+          </w:tcPr>
+          <w:p>
+            <w:pPr>
+              <w:spacing w:after="0"/>
+              <w:jc w:val="center"/>
+            </w:pPr>
+            <w:r>
+              <w:rPr>
+                <w:sz w:val="17"/>
+              </w:rPr>
+              <w:t>0.7377</w:t>
+            </w:r>
+          </w:p>
+        </w:tc>
+        <w:tc>
+          <w:tcPr>
+            <w:tcW w:w="1325" w:type="dxa"/>
+            <w:tcMar>
+              <w:top w:w="80" w:type="dxa"/>
+              <w:left w:w="90" w:type="dxa"/>
+              <w:bottom w:w="80" w:type="dxa"/>
+              <w:right w:w="90" w:type="dxa"/>
+            </w:tcMar>
+            <w:vAlign w:val="center"/>
+          </w:tcPr>
+          <w:p>
+            <w:pPr>
+              <w:spacing w:after="0"/>
+              <w:jc w:val="center"/>
+            </w:pPr>
+            <w:r>
+              <w:rPr>
+                <w:sz w:val="17"/>
+              </w:rPr>
+              <w:t>0.7850</w:t>
+            </w:r>
+          </w:p>
+        </w:tc>
+        <w:tc>
+          <w:tcPr>
+            <w:tcW w:w="1238" w:type="dxa"/>
+            <w:tcMar>
+              <w:top w:w="80" w:type="dxa"/>
+              <w:left w:w="90" w:type="dxa"/>
+              <w:bottom w:w="80" w:type="dxa"/>
+              <w:right w:w="90" w:type="dxa"/>
+            </w:tcMar>
+            <w:vAlign w:val="center"/>
+          </w:tcPr>
+          <w:p>
+            <w:pPr>
+              <w:spacing w:after="0"/>
+              <w:jc w:val="center"/>
+            </w:pPr>
+            <w:r>
+              <w:rPr>
+                <w:sz w:val="17"/>
+              </w:rPr>
+              <w:t>0.4738</w:t>
+            </w:r>
+          </w:p>
+        </w:tc>
+        <w:tc>
+          <w:tcPr>
+            <w:tcW w:w="1094" w:type="dxa"/>
+            <w:tcMar>
+              <w:top w:w="80" w:type="dxa"/>
+              <w:left w:w="90" w:type="dxa"/>
+              <w:bottom w:w="80" w:type="dxa"/>
+              <w:right w:w="90" w:type="dxa"/>
+            </w:tcMar>
+            <w:vAlign w:val="center"/>
+          </w:tcPr>
+          <w:p>
+            <w:pPr>
+              <w:spacing w:after="0"/>
+              <w:jc w:val="center"/>
+            </w:pPr>
+            <w:r>
+              <w:rPr>
+                <w:sz w:val="17"/>
+              </w:rPr>
+              <w:t>0.4844</w:t>
+            </w:r>
+          </w:p>
+        </w:tc>
+        <w:tc>
+          <w:tcPr>
+            <w:tcW w:w="1181" w:type="dxa"/>
+            <w:tcMar>
+              <w:top w:w="80" w:type="dxa"/>
+              <w:left w:w="90" w:type="dxa"/>
+              <w:bottom w:w="80" w:type="dxa"/>
+              <w:right w:w="90" w:type="dxa"/>
+            </w:tcMar>
+            <w:vAlign w:val="center"/>
+          </w:tcPr>
+          <w:p>
+            <w:pPr>
+              <w:spacing w:after="0"/>
+              <w:jc w:val="center"/>
+            </w:pPr>
+            <w:r>
+              <w:rPr>
+                <w:sz w:val="17"/>
+              </w:rPr>
+              <w:t>0.6955</w:t>
+            </w:r>
+          </w:p>
+        </w:tc>
+        <w:tc>
+          <w:tcPr>
+            <w:tcW w:w="1094" w:type="dxa"/>
+            <w:tcMar>
+              <w:top w:w="80" w:type="dxa"/>
+              <w:left w:w="90" w:type="dxa"/>
+              <w:bottom w:w="80" w:type="dxa"/>
+              <w:right w:w="90" w:type="dxa"/>
+            </w:tcMar>
+            <w:vAlign w:val="center"/>
+          </w:tcPr>
+          <w:p>
+            <w:pPr>
+              <w:spacing w:after="0"/>
+              <w:jc w:val="center"/>
+            </w:pPr>
+            <w:r>
+              <w:rPr>
+                <w:sz w:val="17"/>
+              </w:rPr>
+              <w:t>0.6813</w:t>
+            </w:r>
+          </w:p>
+        </w:tc>
+      </w:tr>
+      <w:tr>
+        <w:trPr>
+          <w:cantSplit/>
+          <w:jc w:val="center"/>
+        </w:trPr>
+        <w:tc>
+          <w:tcPr>
+            <w:tcW w:w="1699" w:type="dxa"/>
+            <w:shd w:val="clear" w:color="auto" w:fill="EAF2F8"/>
+            <w:tcMar>
+              <w:top w:w="80" w:type="dxa"/>
+              <w:left w:w="90" w:type="dxa"/>
+              <w:bottom w:w="80" w:type="dxa"/>
+              <w:right w:w="90" w:type="dxa"/>
+            </w:tcMar>
+            <w:vAlign w:val="center"/>
+          </w:tcPr>
+          <w:p>
+            <w:pPr>
+              <w:spacing w:after="0"/>
+              <w:jc w:val="left"/>
+            </w:pPr>
+            <w:r>
+              <w:rPr>
+                <w:sz w:val="17"/>
+              </w:rPr>
+              <w:t>1D CNN</w:t>
+            </w:r>
+          </w:p>
+        </w:tc>
+        <w:tc>
+          <w:tcPr>
+            <w:tcW w:w="1123" w:type="dxa"/>
+            <w:shd w:val="clear" w:color="auto" w:fill="EAF2F8"/>
+            <w:tcMar>
+              <w:top w:w="80" w:type="dxa"/>
+              <w:left w:w="90" w:type="dxa"/>
+              <w:bottom w:w="80" w:type="dxa"/>
+              <w:right w:w="90" w:type="dxa"/>
+            </w:tcMar>
+            <w:vAlign w:val="center"/>
+          </w:tcPr>
+          <w:p>
+            <w:pPr>
+              <w:spacing w:after="0"/>
+              <w:jc w:val="center"/>
+            </w:pPr>
+            <w:r>
+              <w:rPr>
+                <w:sz w:val="17"/>
+              </w:rPr>
+              <w:t>0.7644</w:t>
+            </w:r>
+          </w:p>
+        </w:tc>
+        <w:tc>
+          <w:tcPr>
+            <w:tcW w:w="1325" w:type="dxa"/>
+            <w:shd w:val="clear" w:color="auto" w:fill="EAF2F8"/>
+            <w:tcMar>
+              <w:top w:w="80" w:type="dxa"/>
+              <w:left w:w="90" w:type="dxa"/>
+              <w:bottom w:w="80" w:type="dxa"/>
+              <w:right w:w="90" w:type="dxa"/>
+            </w:tcMar>
+            <w:vAlign w:val="center"/>
+          </w:tcPr>
+          <w:p>
+            <w:pPr>
+              <w:spacing w:after="0"/>
+              <w:jc w:val="center"/>
+            </w:pPr>
+            <w:r>
+              <w:rPr>
+                <w:sz w:val="17"/>
+              </w:rPr>
+              <w:t>0.8310</w:t>
+            </w:r>
+          </w:p>
+        </w:tc>
+        <w:tc>
+          <w:tcPr>
+            <w:tcW w:w="1238" w:type="dxa"/>
+            <w:shd w:val="clear" w:color="auto" w:fill="EAF2F8"/>
+            <w:tcMar>
+              <w:top w:w="80" w:type="dxa"/>
+              <w:left w:w="90" w:type="dxa"/>
+              <w:bottom w:w="80" w:type="dxa"/>
+              <w:right w:w="90" w:type="dxa"/>
+            </w:tcMar>
+            <w:vAlign w:val="center"/>
+          </w:tcPr>
+          <w:p>
+            <w:pPr>
+              <w:spacing w:after="0"/>
+              <w:jc w:val="center"/>
+            </w:pPr>
+            <w:r>
+              <w:rPr>
+                <w:sz w:val="17"/>
+              </w:rPr>
+              <w:t>0.5784</w:t>
+            </w:r>
+          </w:p>
+        </w:tc>
+        <w:tc>
+          <w:tcPr>
+            <w:tcW w:w="1094" w:type="dxa"/>
+            <w:shd w:val="clear" w:color="auto" w:fill="EAF2F8"/>
+            <w:tcMar>
+              <w:top w:w="80" w:type="dxa"/>
+              <w:left w:w="90" w:type="dxa"/>
+              <w:bottom w:w="80" w:type="dxa"/>
+              <w:right w:w="90" w:type="dxa"/>
+            </w:tcMar>
+            <w:vAlign w:val="center"/>
+          </w:tcPr>
+          <w:p>
+            <w:pPr>
+              <w:spacing w:after="0"/>
+              <w:jc w:val="center"/>
+            </w:pPr>
+            <w:r>
+              <w:rPr>
+                <w:sz w:val="17"/>
+              </w:rPr>
+              <w:t>0.6036</w:t>
+            </w:r>
+          </w:p>
+        </w:tc>
+        <w:tc>
+          <w:tcPr>
+            <w:tcW w:w="1181" w:type="dxa"/>
+            <w:shd w:val="clear" w:color="auto" w:fill="EAF2F8"/>
+            <w:tcMar>
+              <w:top w:w="80" w:type="dxa"/>
+              <w:left w:w="90" w:type="dxa"/>
+              <w:bottom w:w="80" w:type="dxa"/>
+              <w:right w:w="90" w:type="dxa"/>
+            </w:tcMar>
+            <w:vAlign w:val="center"/>
+          </w:tcPr>
+          <w:p>
+            <w:pPr>
+              <w:spacing w:after="0"/>
+              <w:jc w:val="center"/>
+            </w:pPr>
+            <w:r>
+              <w:rPr>
+                <w:sz w:val="17"/>
+              </w:rPr>
+              <w:t>0.7469</w:t>
+            </w:r>
+          </w:p>
+        </w:tc>
+        <w:tc>
+          <w:tcPr>
+            <w:tcW w:w="1094" w:type="dxa"/>
+            <w:shd w:val="clear" w:color="auto" w:fill="EAF2F8"/>
+            <w:tcMar>
+              <w:top w:w="80" w:type="dxa"/>
+              <w:left w:w="90" w:type="dxa"/>
+              <w:bottom w:w="80" w:type="dxa"/>
+              <w:right w:w="90" w:type="dxa"/>
+            </w:tcMar>
+            <w:vAlign w:val="center"/>
+          </w:tcPr>
+          <w:p>
+            <w:pPr>
+              <w:spacing w:after="0"/>
+              <w:jc w:val="center"/>
+            </w:pPr>
+            <w:r>
+              <w:rPr>
+                <w:sz w:val="17"/>
+              </w:rPr>
+              <w:t>0.6960</w:t>
+            </w:r>
+          </w:p>
+        </w:tc>
+      </w:tr>
+    </w:tbl>
+    <w:p>
+      <w:pPr>
+        <w:spacing w:after="40"/>
+      </w:pPr>
+    </w:p>
+    <w:p>
+      <w:r>
+        <w:t xml:space="preserve">The class-level recall values show where the improvement occurs. The CNN detects substantially more probe, R2L and U2R records, but it performs </w:t>
+      </w:r>
+      <w:r>
+        <w:t>a little</w:t>
+      </w:r>
+      <w:r>
+        <w:t xml:space="preserve"> worse on normal and DoS traffic. Rare-class recall remains low despite class weighting, particularly for U2R. </w:t>
+      </w:r>
+    </w:p>
+    <w:tbl>
+      <w:tblPr>
+        <w:tblStyle w:val="TableGrid"/>
+        <w:tblW w:w="0" w:type="auto"/>
+        <w:jc w:val="center"/>
+        <w:tblBorders>
+          <w:top w:val="single" w:sz="6" w:space="0" w:color="D9D9D9"/>
+          <w:left w:val="single" w:sz="6" w:space="0" w:color="D9D9D9"/>
+          <w:bottom w:val="single" w:sz="6" w:space="0" w:color="D9D9D9"/>
+          <w:right w:val="single" w:sz="6" w:space="0" w:color="D9D9D9"/>
+          <w:insideH w:val="single" w:sz="6" w:space="0" w:color="D9D9D9"/>
+          <w:insideV w:val="single" w:sz="6" w:space="0" w:color="D9D9D9"/>
+        </w:tblBorders>
+        <w:tblLayout w:type="fixed"/>
+        <w:tblLook w:val="04A0" w:firstRow="1" w:lastRow="0" w:firstColumn="1" w:lastColumn="0" w:noHBand="0" w:noVBand="1"/>
+      </w:tblPr>
+      <w:tblGrid>
+        <w:gridCol w:w="3384"/>
+        <w:gridCol w:w="2376"/>
+        <w:gridCol w:w="2376"/>
+      </w:tblGrid>
+      <w:tr>
+        <w:trPr>
+          <w:cantSplit/>
+          <w:tblHeader/>
+          <w:jc w:val="center"/>
+        </w:trPr>
+        <w:tc>
+          <w:tcPr>
+            <w:tcW w:w="3384" w:type="dxa"/>
+            <w:shd w:val="clear" w:color="auto" w:fill="17365D"/>
+            <w:tcMar>
+              <w:top w:w="80" w:type="dxa"/>
+              <w:left w:w="90" w:type="dxa"/>
+              <w:bottom w:w="80" w:type="dxa"/>
+              <w:right w:w="90" w:type="dxa"/>
+            </w:tcMar>
+            <w:vAlign w:val="center"/>
+          </w:tcPr>
+          <w:p>
+            <w:pPr>
+              <w:spacing w:after="0"/>
+              <w:jc w:val="center"/>
+            </w:pPr>
+            <w:r>
+              <w:rPr>
+                <w:b/>
+                <w:color w:val="FFFFFF"/>
+                <w:sz w:val="17"/>
+              </w:rPr>
+              <w:t>Class</w:t>
+            </w:r>
+          </w:p>
+        </w:tc>
+        <w:tc>
+          <w:tcPr>
+            <w:tcW w:w="2376" w:type="dxa"/>
+            <w:shd w:val="clear" w:color="auto" w:fill="17365D"/>
+            <w:tcMar>
+              <w:top w:w="80" w:type="dxa"/>
+              <w:left w:w="90" w:type="dxa"/>
+              <w:bottom w:w="80" w:type="dxa"/>
+              <w:right w:w="90" w:type="dxa"/>
+            </w:tcMar>
+            <w:vAlign w:val="center"/>
+          </w:tcPr>
+          <w:p>
+            <w:pPr>
+              <w:spacing w:after="0"/>
+              <w:jc w:val="center"/>
+            </w:pPr>
+            <w:r>
+              <w:rPr>
+                <w:b/>
+                <w:color w:val="FFFFFF"/>
+                <w:sz w:val="17"/>
+              </w:rPr>
+              <w:t>Random Forest recall</w:t>
+            </w:r>
+          </w:p>
+        </w:tc>
+        <w:tc>
+          <w:tcPr>
+            <w:tcW w:w="2376" w:type="dxa"/>
+            <w:shd w:val="clear" w:color="auto" w:fill="17365D"/>
+            <w:tcMar>
+              <w:top w:w="80" w:type="dxa"/>
+              <w:left w:w="90" w:type="dxa"/>
+              <w:bottom w:w="80" w:type="dxa"/>
+              <w:right w:w="90" w:type="dxa"/>
+            </w:tcMar>
+            <w:vAlign w:val="center"/>
+          </w:tcPr>
+          <w:p>
+            <w:pPr>
+              <w:spacing w:after="0"/>
+              <w:jc w:val="center"/>
+            </w:pPr>
+            <w:r>
+              <w:rPr>
+                <w:b/>
+                <w:color w:val="FFFFFF"/>
+                <w:sz w:val="17"/>
+              </w:rPr>
+              <w:t>1D CNN recall</w:t>
+            </w:r>
+          </w:p>
+        </w:tc>
+      </w:tr>
+      <w:tr>
+        <w:trPr>
+          <w:cantSplit/>
+          <w:jc w:val="center"/>
+        </w:trPr>
+        <w:tc>
+          <w:tcPr>
+            <w:tcW w:w="3384" w:type="dxa"/>
+            <w:tcMar>
+              <w:top w:w="80" w:type="dxa"/>
+              <w:left w:w="90" w:type="dxa"/>
+              <w:bottom w:w="80" w:type="dxa"/>
+              <w:right w:w="90" w:type="dxa"/>
+            </w:tcMar>
+            <w:vAlign w:val="center"/>
+          </w:tcPr>
+          <w:p>
+            <w:pPr>
+              <w:spacing w:after="0"/>
+              <w:jc w:val="left"/>
+            </w:pPr>
+            <w:r>
+              <w:rPr>
+                <w:sz w:val="17"/>
+              </w:rPr>
+              <w:t>Normal</w:t>
+            </w:r>
+          </w:p>
+        </w:tc>
+        <w:tc>
+          <w:tcPr>
+            <w:tcW w:w="2376" w:type="dxa"/>
+            <w:tcMar>
+              <w:top w:w="80" w:type="dxa"/>
+              <w:left w:w="90" w:type="dxa"/>
+              <w:bottom w:w="80" w:type="dxa"/>
+              <w:right w:w="90" w:type="dxa"/>
+            </w:tcMar>
+            <w:vAlign w:val="center"/>
+          </w:tcPr>
+          <w:p>
+            <w:pPr>
+              <w:spacing w:after="0"/>
+              <w:jc w:val="center"/>
+            </w:pPr>
+            <w:r>
+              <w:rPr>
+                <w:sz w:val="17"/>
+              </w:rPr>
+              <w:t>0.9745</w:t>
+            </w:r>
+          </w:p>
+        </w:tc>
+        <w:tc>
+          <w:tcPr>
+            <w:tcW w:w="2376" w:type="dxa"/>
+            <w:tcMar>
+              <w:top w:w="80" w:type="dxa"/>
+              <w:left w:w="90" w:type="dxa"/>
+              <w:bottom w:w="80" w:type="dxa"/>
+              <w:right w:w="90" w:type="dxa"/>
+            </w:tcMar>
+            <w:vAlign w:val="center"/>
+          </w:tcPr>
+          <w:p>
+            <w:pPr>
+              <w:spacing w:after="0"/>
+              <w:jc w:val="center"/>
+            </w:pPr>
+            <w:r>
+              <w:rPr>
+                <w:sz w:val="17"/>
+              </w:rPr>
+              <w:t>0.9229</w:t>
+            </w:r>
+          </w:p>
+        </w:tc>
+      </w:tr>
+      <w:tr>
+        <w:trPr>
+          <w:cantSplit/>
+          <w:jc w:val="center"/>
+        </w:trPr>
+        <w:tc>
+          <w:tcPr>
+            <w:tcW w:w="3384" w:type="dxa"/>
+            <w:shd w:val="clear" w:color="auto" w:fill="EAF2F8"/>
+            <w:tcMar>
+              <w:top w:w="80" w:type="dxa"/>
+              <w:left w:w="90" w:type="dxa"/>
+              <w:bottom w:w="80" w:type="dxa"/>
+              <w:right w:w="90" w:type="dxa"/>
+            </w:tcMar>
+            <w:vAlign w:val="center"/>
+          </w:tcPr>
+          <w:p>
+            <w:pPr>
+              <w:spacing w:after="0"/>
+              <w:jc w:val="left"/>
+            </w:pPr>
+            <w:r>
+              <w:rPr>
+                <w:sz w:val="17"/>
+              </w:rPr>
+              <w:t>DoS</w:t>
+            </w:r>
+          </w:p>
+        </w:tc>
+        <w:tc>
+          <w:tcPr>
+            <w:tcW w:w="2376" w:type="dxa"/>
+            <w:shd w:val="clear" w:color="auto" w:fill="EAF2F8"/>
+            <w:tcMar>
+              <w:top w:w="80" w:type="dxa"/>
+              <w:left w:w="90" w:type="dxa"/>
+              <w:bottom w:w="80" w:type="dxa"/>
+              <w:right w:w="90" w:type="dxa"/>
+            </w:tcMar>
+            <w:vAlign w:val="center"/>
+          </w:tcPr>
+          <w:p>
+            <w:pPr>
+              <w:spacing w:after="0"/>
+              <w:jc w:val="center"/>
+            </w:pPr>
+            <w:r>
+              <w:rPr>
+                <w:sz w:val="17"/>
+              </w:rPr>
+              <w:t>0.7591</w:t>
+            </w:r>
+          </w:p>
+        </w:tc>
+        <w:tc>
+          <w:tcPr>
+            <w:tcW w:w="2376" w:type="dxa"/>
+            <w:shd w:val="clear" w:color="auto" w:fill="EAF2F8"/>
+            <w:tcMar>
+              <w:top w:w="80" w:type="dxa"/>
+              <w:left w:w="90" w:type="dxa"/>
+              <w:bottom w:w="80" w:type="dxa"/>
+              <w:right w:w="90" w:type="dxa"/>
+            </w:tcMar>
+            <w:vAlign w:val="center"/>
+          </w:tcPr>
+          <w:p>
+            <w:pPr>
+              <w:spacing w:after="0"/>
+              <w:jc w:val="center"/>
+            </w:pPr>
+            <w:r>
+              <w:rPr>
+                <w:sz w:val="17"/>
+              </w:rPr>
+              <w:t>0.7167</w:t>
+            </w:r>
+          </w:p>
+        </w:tc>
+      </w:tr>
+      <w:tr>
+        <w:trPr>
+          <w:cantSplit/>
+          <w:jc w:val="center"/>
+        </w:trPr>
+        <w:tc>
+          <w:tcPr>
+            <w:tcW w:w="3384" w:type="dxa"/>
+            <w:tcMar>
+              <w:top w:w="80" w:type="dxa"/>
+              <w:left w:w="90" w:type="dxa"/>
+              <w:bottom w:w="80" w:type="dxa"/>
+              <w:right w:w="90" w:type="dxa"/>
+            </w:tcMar>
+            <w:vAlign w:val="center"/>
+          </w:tcPr>
+          <w:p>
+            <w:pPr>
+              <w:spacing w:after="0"/>
+              <w:jc w:val="left"/>
+            </w:pPr>
+            <w:r>
+              <w:rPr>
+                <w:sz w:val="17"/>
+              </w:rPr>
+              <w:t>Probe</w:t>
+            </w:r>
+          </w:p>
+        </w:tc>
+        <w:tc>
+          <w:tcPr>
+            <w:tcW w:w="2376" w:type="dxa"/>
+            <w:tcMar>
+              <w:top w:w="80" w:type="dxa"/>
+              <w:left w:w="90" w:type="dxa"/>
+              <w:bottom w:w="80" w:type="dxa"/>
+              <w:right w:w="90" w:type="dxa"/>
+            </w:tcMar>
+            <w:vAlign w:val="center"/>
+          </w:tcPr>
+          <w:p>
+            <w:pPr>
+              <w:spacing w:after="0"/>
+              <w:jc w:val="center"/>
+            </w:pPr>
+            <w:r>
+              <w:rPr>
+                <w:sz w:val="17"/>
+              </w:rPr>
+              <w:t>0.5762</w:t>
+            </w:r>
+          </w:p>
+        </w:tc>
+        <w:tc>
+          <w:tcPr>
+            <w:tcW w:w="2376" w:type="dxa"/>
+            <w:tcMar>
+              <w:top w:w="80" w:type="dxa"/>
+              <w:left w:w="90" w:type="dxa"/>
+              <w:bottom w:w="80" w:type="dxa"/>
+              <w:right w:w="90" w:type="dxa"/>
+            </w:tcMar>
+            <w:vAlign w:val="center"/>
+          </w:tcPr>
+          <w:p>
+            <w:pPr>
+              <w:spacing w:after="0"/>
+              <w:jc w:val="center"/>
+            </w:pPr>
+            <w:r>
+              <w:rPr>
+                <w:sz w:val="17"/>
+              </w:rPr>
+              <w:t>0.8794</w:t>
+            </w:r>
+          </w:p>
+        </w:tc>
+      </w:tr>
+      <w:tr>
+        <w:trPr>
+          <w:cantSplit/>
+          <w:jc w:val="center"/>
+        </w:trPr>
+        <w:tc>
+          <w:tcPr>
+            <w:tcW w:w="3384" w:type="dxa"/>
+            <w:shd w:val="clear" w:color="auto" w:fill="EAF2F8"/>
+            <w:tcMar>
+              <w:top w:w="80" w:type="dxa"/>
+              <w:left w:w="90" w:type="dxa"/>
+              <w:bottom w:w="80" w:type="dxa"/>
+              <w:right w:w="90" w:type="dxa"/>
+            </w:tcMar>
+            <w:vAlign w:val="center"/>
+          </w:tcPr>
+          <w:p>
+            <w:pPr>
+              <w:spacing w:after="0"/>
+              <w:jc w:val="left"/>
+            </w:pPr>
+            <w:r>
+              <w:rPr>
+                <w:sz w:val="17"/>
+              </w:rPr>
+              <w:t>R2L</w:t>
+            </w:r>
+          </w:p>
+        </w:tc>
+        <w:tc>
+          <w:tcPr>
+            <w:tcW w:w="2376" w:type="dxa"/>
+            <w:shd w:val="clear" w:color="auto" w:fill="EAF2F8"/>
+            <w:tcMar>
+              <w:top w:w="80" w:type="dxa"/>
+              <w:left w:w="90" w:type="dxa"/>
+              <w:bottom w:w="80" w:type="dxa"/>
+              <w:right w:w="90" w:type="dxa"/>
+            </w:tcMar>
+            <w:vAlign w:val="center"/>
+          </w:tcPr>
+          <w:p>
+            <w:pPr>
+              <w:spacing w:after="0"/>
+              <w:jc w:val="center"/>
+            </w:pPr>
+            <w:r>
+              <w:rPr>
+                <w:sz w:val="17"/>
+              </w:rPr>
+              <w:t>0.0392</w:t>
+            </w:r>
+          </w:p>
+        </w:tc>
+        <w:tc>
+          <w:tcPr>
+            <w:tcW w:w="2376" w:type="dxa"/>
+            <w:shd w:val="clear" w:color="auto" w:fill="EAF2F8"/>
+            <w:tcMar>
+              <w:top w:w="80" w:type="dxa"/>
+              <w:left w:w="90" w:type="dxa"/>
+              <w:bottom w:w="80" w:type="dxa"/>
+              <w:right w:w="90" w:type="dxa"/>
+            </w:tcMar>
+            <w:vAlign w:val="center"/>
+          </w:tcPr>
+          <w:p>
+            <w:pPr>
+              <w:spacing w:after="0"/>
+              <w:jc w:val="center"/>
+            </w:pPr>
+            <w:r>
+              <w:rPr>
+                <w:sz w:val="17"/>
+              </w:rPr>
+              <w:t>0.2829</w:t>
+            </w:r>
+          </w:p>
+        </w:tc>
+      </w:tr>
+      <w:tr>
+        <w:trPr>
+          <w:cantSplit/>
+          <w:jc w:val="center"/>
+        </w:trPr>
+        <w:tc>
+          <w:tcPr>
+            <w:tcW w:w="3384" w:type="dxa"/>
+            <w:tcMar>
+              <w:top w:w="80" w:type="dxa"/>
+              <w:left w:w="90" w:type="dxa"/>
+              <w:bottom w:w="80" w:type="dxa"/>
+              <w:right w:w="90" w:type="dxa"/>
+            </w:tcMar>
+            <w:vAlign w:val="center"/>
+          </w:tcPr>
+          <w:p>
+            <w:pPr>
+              <w:spacing w:after="0"/>
+              <w:jc w:val="left"/>
+            </w:pPr>
+            <w:r>
+              <w:rPr>
+                <w:sz w:val="17"/>
+              </w:rPr>
+              <w:t>U2R</w:t>
+            </w:r>
+          </w:p>
+        </w:tc>
+        <w:tc>
+          <w:tcPr>
+            <w:tcW w:w="2376" w:type="dxa"/>
+            <w:tcMar>
+              <w:top w:w="80" w:type="dxa"/>
+              <w:left w:w="90" w:type="dxa"/>
+              <w:bottom w:w="80" w:type="dxa"/>
+              <w:right w:w="90" w:type="dxa"/>
+            </w:tcMar>
+            <w:vAlign w:val="center"/>
+          </w:tcPr>
+          <w:p>
+            <w:pPr>
+              <w:spacing w:after="0"/>
+              <w:jc w:val="center"/>
+            </w:pPr>
+            <w:r>
+              <w:rPr>
+                <w:sz w:val="17"/>
+              </w:rPr>
+              <w:t>0.0200</w:t>
+            </w:r>
+          </w:p>
+        </w:tc>
+        <w:tc>
+          <w:tcPr>
+            <w:tcW w:w="2376" w:type="dxa"/>
+            <w:tcMar>
+              <w:top w:w="80" w:type="dxa"/>
+              <w:left w:w="90" w:type="dxa"/>
+              <w:bottom w:w="80" w:type="dxa"/>
+              <w:right w:w="90" w:type="dxa"/>
+            </w:tcMar>
+            <w:vAlign w:val="center"/>
+          </w:tcPr>
+          <w:p>
+            <w:pPr>
+              <w:spacing w:after="0"/>
+              <w:jc w:val="center"/>
+            </w:pPr>
+            <w:r>
+              <w:rPr>
+                <w:sz w:val="17"/>
+              </w:rPr>
+              <w:t>0.0900</w:t>
+            </w:r>
+          </w:p>
+        </w:tc>
+      </w:tr>
+    </w:tbl>
+    <w:p>
+      <w:pPr>
+        <w:spacing w:after="40"/>
+      </w:pPr>
+    </w:p>
+    <w:p>
+      <w:pPr>
+        <w:pStyle w:val="Heading2"/>
+        <w:pageBreakBefore/>
+      </w:pPr>
+      <w:r>
+        <w:lastRenderedPageBreak/>
+        <w:t>4.5 Visualizations</w:t>
+      </w:r>
+    </w:p>
+    <w:p>
+      <w:r>
+        <w:t xml:space="preserve">The confusion matrices show exact class errors, </w:t>
+      </w:r>
+      <w:r>
+        <w:t xml:space="preserve">the stronger classifications done by the random forest for normal and dos, and the improvements the CNN made over the rarer classes are clearly visible in it. </w:t>
+      </w:r>
+    </w:p>
+    <w:p>
+      <w:r>
+        <w:t>T</w:t>
+      </w:r>
+      <w:r>
+        <w:t>he precision-recall curves show how precision changes as recall increases</w:t>
+      </w:r>
+      <w:r>
+        <w:t xml:space="preserve"> for each class</w:t>
+      </w:r>
+      <w:r>
+        <w:t xml:space="preserve">. </w:t>
+      </w:r>
+    </w:p>
+    <w:p>
+      <w:pPr>
+        <w:keepNext/>
+        <w:spacing w:before="120" w:after="60"/>
+        <w:jc w:val="center"/>
+      </w:pPr>
+      <w:r>
+        <w:rPr>
+          <w:noProof/>
+        </w:rPr>
+        <w:drawing>
+          <wp:inline distT="0" distB="0" distL="0" distR="0" wp14:anchorId="1CDAF184" wp14:editId="559A83BB">
+            <wp:extent cx="4671152" cy="1796596"/>
+            <wp:effectExtent l="0" t="0" r="0" b="0"/>
+            <wp:docPr id="11" name="Picture 11" descr="Random Forest confusion matrix and precision-recall curves for five NSL-KDD classes"/>
+            <wp:cNvGraphicFramePr>
+              <a:graphicFrameLocks xmlns:a="http://schemas.openxmlformats.org/drawingml/2006/main" noChangeAspect="1"/>
+            </wp:cNvGraphicFramePr>
+            <a:graphic xmlns:a="http://schemas.openxmlformats.org/drawingml/2006/main">
+              <a:graphicData uri="http://schemas.openxmlformats.org/drawingml/2006/picture">
+                <pic:pic xmlns:pic="http://schemas.openxmlformats.org/drawingml/2006/picture">
+                  <pic:nvPicPr>
+                    <pic:cNvPr id="0" name="image.png"/>
+                    <pic:cNvPicPr/>
+                  </pic:nvPicPr>
+                  <pic:blipFill>
+                    <a:blip r:embed="rId20"/>
+                    <a:stretch>
+                      <a:fillRect/>
+                    </a:stretch>
+                  </pic:blipFill>
+                  <pic:spPr>
+                    <a:xfrm>
+                      <a:off x="0" y="0"/>
+                      <a:ext cx="4699979" cy="1807683"/>
+                    </a:xfrm>
+                    <a:prstGeom prst="rect">
+                      <a:avLst/>
+                    </a:prstGeom>
+                  </pic:spPr>
+                </pic:pic>
+              </a:graphicData>
+            </a:graphic>
+          </wp:inline>
+        </w:drawing>
+      </w:r>
+    </w:p>
+    <w:p>
+      <w:pPr>
+        <w:pStyle w:val="Caption"/>
+        <w:jc w:val="center"/>
+      </w:pPr>
+      <w:r>
+        <w:t>Figure 5. Random Forest confusion matrix and class-wise precision-recall curves.</w:t>
+      </w:r>
+    </w:p>
+    <w:p>
+      <w:pPr>
+        <w:keepNext/>
+        <w:spacing w:before="120" w:after="60"/>
+        <w:jc w:val="center"/>
+      </w:pPr>
+      <w:r>
+        <w:rPr>
+          <w:noProof/>
+        </w:rPr>
+        <w:drawing>
+          <wp:inline distT="0" distB="0" distL="0" distR="0" wp14:anchorId="648A0F6A" wp14:editId="2FC1B9C0">
+            <wp:extent cx="4632593" cy="1781767"/>
+            <wp:effectExtent l="0" t="0" r="0" b="9525"/>
+            <wp:docPr id="12" name="Picture 12" descr="CNN confusion matrix and precision-recall curves for five NSL-KDD classes"/>
+            <wp:cNvGraphicFramePr>
+              <a:graphicFrameLocks xmlns:a="http://schemas.openxmlformats.org/drawingml/2006/main" noChangeAspect="1"/>
+            </wp:cNvGraphicFramePr>
+            <a:graphic xmlns:a="http://schemas.openxmlformats.org/drawingml/2006/main">
+              <a:graphicData uri="http://schemas.openxmlformats.org/drawingml/2006/picture">
+                <pic:pic xmlns:pic="http://schemas.openxmlformats.org/drawingml/2006/picture">
+                  <pic:nvPicPr>
+                    <pic:cNvPr id="0" name="image.png"/>
+                    <pic:cNvPicPr/>
+                  </pic:nvPicPr>
+                  <pic:blipFill>
+                    <a:blip r:embed="rId21"/>
+                    <a:stretch>
+                      <a:fillRect/>
+                    </a:stretch>
+                  </pic:blipFill>
+                  <pic:spPr>
+                    <a:xfrm>
+                      <a:off x="0" y="0"/>
+                      <a:ext cx="4697435" cy="1806706"/>
+                    </a:xfrm>
+                    <a:prstGeom prst="rect">
+                      <a:avLst/>
+                    </a:prstGeom>
+                  </pic:spPr>
+                </pic:pic>
+              </a:graphicData>
+            </a:graphic>
+          </wp:inline>
+        </w:drawing>
+      </w:r>
+    </w:p>
+    <w:p>
+      <w:pPr>
+        <w:pStyle w:val="Caption"/>
+        <w:jc w:val="center"/>
+      </w:pPr>
+      <w:r>
+        <w:t>Figure 6. CNN confusion matrix and class-wise precision-recall curves.</w:t>
+      </w:r>
+    </w:p>
+    <w:p>
+      <w:r>
+        <w:t xml:space="preserve">The CNN history shows falling training loss and a </w:t>
+      </w:r>
+      <w:proofErr w:type="gramStart"/>
+      <w:r>
+        <w:t>validation macro-F1</w:t>
+      </w:r>
+      <w:proofErr w:type="gramEnd"/>
+      <w:r>
+        <w:t xml:space="preserve"> peak at epoch six, which supports restoring that checkpoint rather than using the final epoch automatically.</w:t>
+      </w:r>
+    </w:p>
+    <w:p>
+      <w:pPr>
+        <w:keepNext/>
+        <w:spacing w:before="120" w:after="60"/>
+        <w:jc w:val="center"/>
+      </w:pPr>
+      <w:r>
+        <w:rPr>
+          <w:noProof/>
+        </w:rPr>
+        <w:drawing>
+          <wp:inline distT="0" distB="0" distL="0" distR="0" wp14:anchorId="4AACBFB5" wp14:editId="6C9339E5">
+            <wp:extent cx="3630058" cy="2592898"/>
+            <wp:effectExtent l="0" t="0" r="8890" b="0"/>
+            <wp:docPr id="13" name="Picture 13" descr="CNN training loss and validation macro F1 across eight epochs"/>
+            <wp:cNvGraphicFramePr>
+              <a:graphicFrameLocks xmlns:a="http://schemas.openxmlformats.org/drawingml/2006/main" noChangeAspect="1"/>
+            </wp:cNvGraphicFramePr>
+            <a:graphic xmlns:a="http://schemas.openxmlformats.org/drawingml/2006/main">
+              <a:graphicData uri="http://schemas.openxmlformats.org/drawingml/2006/picture">
+                <pic:pic xmlns:pic="http://schemas.openxmlformats.org/drawingml/2006/picture">
+                  <pic:nvPicPr>
+                    <pic:cNvPr id="0" name="cnn-training-history.png"/>
+                    <pic:cNvPicPr/>
+                  </pic:nvPicPr>
+                  <pic:blipFill>
+                    <a:blip r:embed="rId22"/>
+                    <a:stretch>
+                      <a:fillRect/>
+                    </a:stretch>
+                  </pic:blipFill>
+                  <pic:spPr>
+                    <a:xfrm>
+                      <a:off x="0" y="0"/>
+                      <a:ext cx="3647149" cy="2605106"/>
+                    </a:xfrm>
+                    <a:prstGeom prst="rect">
+                      <a:avLst/>
+                    </a:prstGeom>
+                  </pic:spPr>
+                </pic:pic>
+              </a:graphicData>
+            </a:graphic>
+          </wp:inline>
+        </w:drawing>
+      </w:r>
+    </w:p>
+    <w:p>
+      <w:pPr>
+        <w:pStyle w:val="Caption"/>
+        <w:jc w:val="center"/>
+      </w:pPr>
+      <w:r>
+        <w:t>Figure 7. CNN training loss and validation macro F1 across eight epochs.</w:t>
+      </w:r>
+    </w:p>
+    <w:p>
+      <w:pPr>
+        <w:pStyle w:val="Heading2"/>
+      </w:pPr>
+      <w:r>
+        <w:lastRenderedPageBreak/>
+        <w:t>4.6 Discussion on findings and cybersecurity implications</w:t>
+      </w:r>
+    </w:p>
+    <w:p>
+      <w:proofErr w:type="gramStart"/>
+      <w:r>
+        <w:t>The CNN</w:t>
+      </w:r>
+      <w:proofErr w:type="gramEnd"/>
+      <w:r>
+        <w:t xml:space="preserve"> provides the stronger overall result, but the confusion matrix prevents that conclusion from becoming a deployment claim. It correctly identifies 779 of 2,754 R2L records and 18 of 200 U2R records, compared with 108 and four for the forest. However, it still assigns 1,854 R2L and 84 U2R connections to the normal class. These are security-relevant misses because they may avoid investigation entirely. </w:t>
+      </w:r>
+    </w:p>
+    <w:p>
+      <w:r>
+        <w:t xml:space="preserve">The gain also increases benign misclassification. The CNN assigns 749 normal test records to an attack family, compared with 248 for the forest. In practice, this can create additional analyst work even while attack detection improves. The appropriate choice therefore depends on the cost of missed attacks, the cost of false alerts and whether family-level labels are needed. NSL-KDD's age and distribution shift between its official partitions further limit claims about current enterprise traffic. </w:t>
+      </w:r>
+    </w:p>
+    <w:p>
+      <w:pPr>
+        <w:pStyle w:val="Heading2"/>
+      </w:pPr>
+      <w:r>
+        <w:t>4.7 Summary of key takeaways and potential improvements</w:t>
+      </w:r>
+    </w:p>
+    <w:p>
+      <w:r>
+        <w:t>The eight-epoch CNN is the better model in this recorded comparison because it improves accuracy, macro recall, macro F1 and average precision. The main weakness is still rare-attack coverage, especially U2R, and the stronger aggregate result comes with more benign records assigned to attack classes. The experiment therefore demonstrates a useful comparison, not a production-ready intrusion detector.</w:t>
+      </w:r>
+    </w:p>
+    <w:p>
+      <w:pPr>
+        <w:pStyle w:val="ListBullet"/>
+        <w:spacing w:after="40"/>
+      </w:pPr>
+      <w:r>
+        <w:t>Evaluate on newer and independently collected network traffic.</w:t>
+      </w:r>
+    </w:p>
+    <w:p>
+      <w:pPr>
+        <w:pStyle w:val="ListBullet"/>
+        <w:spacing w:after="40"/>
+      </w:pPr>
+      <w:r>
+        <w:t>Repeat training with several seeds and report uncertainty, not only one run.</w:t>
+      </w:r>
+    </w:p>
+    <w:p>
+      <w:pPr>
+        <w:pStyle w:val="ListBullet"/>
+        <w:spacing w:after="40"/>
+      </w:pPr>
+      <w:r>
+        <w:t>Compare training-only resampling, calibrated class weights and class-specific error costs.</w:t>
+      </w:r>
+    </w:p>
+    <w:p>
+      <w:pPr>
+        <w:pStyle w:val="ListBullet"/>
+        <w:spacing w:after="40"/>
+      </w:pPr>
+      <w:r>
+        <w:t xml:space="preserve">Test models designed for tabular data instead of assuming </w:t>
+      </w:r>
+      <w:proofErr w:type="spellStart"/>
+      <w:r>
+        <w:t>neighbouring</w:t>
+      </w:r>
+      <w:proofErr w:type="spellEnd"/>
+      <w:r>
+        <w:t xml:space="preserve"> features have spatial meaning.</w:t>
+      </w:r>
+    </w:p>
+    <w:p>
+      <w:pPr>
+        <w:pStyle w:val="ListBullet"/>
+        <w:spacing w:after="40"/>
+      </w:pPr>
+      <w:r>
+        <w:t>Measure binary attack-versus-normal performance, calibration, inference time and analyst alert load.</w:t>
+      </w:r>
+    </w:p>
+    <w:p>
+      <w:pPr>
+        <w:pStyle w:val="ListBullet"/>
+        <w:numPr>
+          <w:ilvl w:val="0"/>
+          <w:numId w:val="0"/>
+        </w:numPr>
+        <w:ind w:left="360" w:hanging="360"/>
+      </w:pPr>
+    </w:p>
     <w:sectPr>
-      <w:headerReference w:type="default" r:id="rId20"/>
-      <w:footerReference w:type="default" r:id="rId21"/>
-      <w:headerReference w:type="first" r:id="rId22"/>
-      <w:footerReference w:type="first" r:id="rId23"/>
+      <w:headerReference w:type="default" r:id="rId23"/>
+      <w:footerReference w:type="default" r:id="rId24"/>
+      <w:headerReference w:type="first" r:id="rId25"/>
+      <w:footerReference w:type="first" r:id="rId26"/>
       <w:pgSz w:w="12240" w:h="15840"/>
       <w:pgMar w:top="1080" w:right="1224" w:bottom="1008" w:left="1224" w:header="504" w:footer="504" w:gutter="0"/>
       <w:cols w:space="720"/>
